--- a/templates/Prompt_Rubrica.docx
+++ b/templates/Prompt_Rubrica.docx
@@ -118,16 +118,37 @@
         <w:t>).</w:t>
       </w:r>
     </w:p>
-    <w:p>
-      <w:pPr>
+    <w:p/>
+    <w:p>
+      <w:r>
         <w:rPr>
           <w:color w:val="EE0000"/>
         </w:rPr>
-      </w:pPr>
-      <w:r>
-        <w:rPr>
+        <w:t xml:space="preserve">• </w:t>
+      </w:r>
+      <w:r>
+        <w:rPr>
+          <w:b/>
+          <w:bCs/>
           <w:color w:val="EE0000"/>
         </w:rPr>
+        <w:t>Área Curricular:</w:t>
+      </w:r>
+      <w:r>
+        <w:rPr>
+          <w:color w:val="EE0000"/>
+        </w:rPr>
+        <w:t xml:space="preserve"> </w:t>
+      </w:r>
+      <w:r>
+        <w:t>{{area}}</w:t>
+      </w:r>
+    </w:p>
+    <w:p>
+      <w:r>
+        <w:rPr>
+          <w:color w:val="EE0000"/>
+        </w:rPr>
         <w:t xml:space="preserve">• </w:t>
       </w:r>
       <w:r>
@@ -136,7 +157,7 @@
           <w:bCs/>
           <w:color w:val="EE0000"/>
         </w:rPr>
-        <w:t>Área Curricular:</w:t>
+        <w:t>Grado:</w:t>
       </w:r>
       <w:r>
         <w:rPr>
@@ -145,16 +166,47 @@
         <w:t xml:space="preserve"> </w:t>
       </w:r>
       <w:r>
+        <w:t>{{grado}}</w:t>
+      </w:r>
+    </w:p>
+    <w:p>
+      <w:r>
         <w:rPr>
           <w:color w:val="EE0000"/>
         </w:rPr>
-        <w:t>Comunicación</w:t>
-      </w:r>
-      <w:r>
-        <w:rPr>
+        <w:t xml:space="preserve">• </w:t>
+      </w:r>
+      <w:r>
+        <w:rPr>
+          <w:b/>
+          <w:bCs/>
           <w:color w:val="EE0000"/>
         </w:rPr>
-        <w:br/>
+        <w:t>Título de la Sesión</w:t>
+      </w:r>
+      <w:r>
+        <w:rPr>
+          <w:b/>
+          <w:bCs/>
+          <w:color w:val="EE0000"/>
+        </w:rPr>
+        <w:t xml:space="preserve">: </w:t>
+      </w:r>
+      <w:r>
+        <w:t>{{titulo}}</w:t>
+      </w:r>
+    </w:p>
+    <w:p>
+      <w:r>
+        <w:rPr>
+          <w:color w:val="EE0000"/>
+        </w:rPr>
+        <w:t xml:space="preserve"> </w:t>
+      </w:r>
+      <w:r>
+        <w:rPr>
+          <w:color w:val="EE0000"/>
+        </w:rPr>
         <w:t xml:space="preserve">• </w:t>
       </w:r>
       <w:r>
@@ -163,7 +215,7 @@
           <w:bCs/>
           <w:color w:val="EE0000"/>
         </w:rPr>
-        <w:t>Grado:</w:t>
+        <w:t>Competencia:</w:t>
       </w:r>
       <w:r>
         <w:rPr>
@@ -172,206 +224,97 @@
         <w:t xml:space="preserve"> </w:t>
       </w:r>
       <w:r>
+        <w:t>{{competencia}}</w:t>
+      </w:r>
+    </w:p>
+    <w:p>
+      <w:r>
         <w:rPr>
           <w:color w:val="EE0000"/>
         </w:rPr>
-        <w:t>1er grado</w:t>
-      </w:r>
-      <w:r>
-        <w:rPr>
+        <w:t xml:space="preserve">• </w:t>
+      </w:r>
+      <w:r>
+        <w:rPr>
+          <w:b/>
+          <w:bCs/>
           <w:color w:val="EE0000"/>
         </w:rPr>
-        <w:br/>
-        <w:t xml:space="preserve">• </w:t>
-      </w:r>
-      <w:r>
-        <w:rPr>
-          <w:b/>
-          <w:bCs/>
+        <w:t>Capacidades:</w:t>
+      </w:r>
+      <w:r>
+        <w:rPr>
           <w:color w:val="EE0000"/>
         </w:rPr>
-        <w:t>Título de la Sesión:</w:t>
-      </w:r>
-      <w:r>
-        <w:rPr>
+        <w:t xml:space="preserve"> </w:t>
+      </w:r>
+      <w:r>
+        <w:t>{{capacidades}}</w:t>
+      </w:r>
+    </w:p>
+    <w:p>
+      <w:r>
+        <w:rPr>
+          <w:b/>
+          <w:bCs/>
           <w:color w:val="EE0000"/>
         </w:rPr>
+        <w:t>Evidencia de Aprendizaje:</w:t>
+      </w:r>
+      <w:r>
+        <w:rPr>
+          <w:color w:val="EE0000"/>
+        </w:rPr>
         <w:t xml:space="preserve"> </w:t>
       </w:r>
       <w:r>
-        <w:rPr>
+        <w:t>{{evidencia}}</w:t>
+      </w:r>
+    </w:p>
+    <w:p>
+      <w:r>
+        <w:rPr>
+          <w:b/>
+          <w:bCs/>
           <w:color w:val="EE0000"/>
         </w:rPr>
-        <w:t>¿Cómo podemos prevenir el embarazo adolescente en nuestra comunidad?</w:t>
+        <w:t>Propósito de la Sesión:</w:t>
       </w:r>
       <w:r>
         <w:rPr>
           <w:color w:val="EE0000"/>
         </w:rPr>
-        <w:br/>
-        <w:t xml:space="preserve">• </w:t>
-      </w:r>
+        <w:t xml:space="preserve"> </w:t>
+      </w:r>
+      <w:r>
+        <w:t>{{proposito}}</w:t>
+      </w:r>
+    </w:p>
+    <w:p>
       <w:r>
         <w:rPr>
           <w:b/>
           <w:bCs/>
           <w:color w:val="EE0000"/>
         </w:rPr>
-        <w:t>Competencia:</w:t>
-      </w:r>
-      <w:r>
-        <w:rPr>
+        <w:t>Estandar</w:t>
+      </w:r>
+      <w:r>
+        <w:rPr>
+          <w:b/>
+          <w:bCs/>
           <w:color w:val="EE0000"/>
         </w:rPr>
+        <w:t>:</w:t>
+      </w:r>
+      <w:r>
         <w:t xml:space="preserve"> </w:t>
       </w:r>
       <w:r>
-        <w:rPr>
-          <w:color w:val="EE0000"/>
-        </w:rPr>
-        <w:t>Se comunica oralmente en su lengua materna.</w:t>
-      </w:r>
-      <w:r>
-        <w:rPr>
-          <w:color w:val="EE0000"/>
-        </w:rPr>
-        <w:br/>
-        <w:t xml:space="preserve">• </w:t>
-      </w:r>
-      <w:r>
-        <w:rPr>
-          <w:b/>
-          <w:bCs/>
-          <w:color w:val="EE0000"/>
-        </w:rPr>
-        <w:t>Capacidades:</w:t>
-      </w:r>
-      <w:r>
-        <w:rPr>
-          <w:color w:val="EE0000"/>
-        </w:rPr>
-        <w:t xml:space="preserve"> </w:t>
-      </w:r>
-      <w:r>
-        <w:rPr>
-          <w:color w:val="EE0000"/>
-        </w:rPr>
-        <w:t>- Obtiene información del texto oral.</w:t>
-      </w:r>
-      <w:r>
-        <w:br/>
-      </w:r>
-      <w:r>
-        <w:rPr>
-          <w:color w:val="EE0000"/>
-        </w:rPr>
-        <w:t>- Infiere e interpreta información del texto oral.</w:t>
-      </w:r>
-      <w:r>
-        <w:br/>
-      </w:r>
-      <w:r>
-        <w:rPr>
-          <w:color w:val="EE0000"/>
-        </w:rPr>
-        <w:t>- Adecúa, organiza y desarrolla las ideas de forma coherente y cohesionada.</w:t>
-      </w:r>
-      <w:r>
-        <w:br/>
-      </w:r>
-      <w:r>
-        <w:rPr>
-          <w:color w:val="EE0000"/>
-        </w:rPr>
-        <w:t>- Interactúa estratégicamente con distintos interlocutores.</w:t>
-      </w:r>
-    </w:p>
-    <w:p>
-      <w:pPr>
-        <w:pStyle w:val="Prrafodelista"/>
-        <w:numPr>
-          <w:ilvl w:val="0"/>
-          <w:numId w:val="6"/>
-        </w:numPr>
-        <w:tabs>
-          <w:tab w:val="left" w:pos="142"/>
-        </w:tabs>
-        <w:ind w:left="0" w:firstLine="0"/>
-        <w:rPr>
-          <w:color w:val="EE0000"/>
-        </w:rPr>
-      </w:pPr>
-      <w:r>
-        <w:rPr>
-          <w:b/>
-          <w:bCs/>
-          <w:color w:val="EE0000"/>
-        </w:rPr>
-        <w:t>Evidencia de Aprendizaje:</w:t>
-      </w:r>
-      <w:r>
-        <w:rPr>
-          <w:color w:val="EE0000"/>
-        </w:rPr>
-        <w:t xml:space="preserve"> </w:t>
-      </w:r>
-      <w:r>
-        <w:rPr>
-          <w:color w:val="EE0000"/>
-        </w:rPr>
-        <w:t>Presentación de ideas sobre la prevención del embarazo adolescente.</w:t>
-      </w:r>
-    </w:p>
-    <w:p>
-      <w:pPr>
-        <w:pStyle w:val="Prrafodelista"/>
-        <w:numPr>
-          <w:ilvl w:val="0"/>
-          <w:numId w:val="6"/>
-        </w:numPr>
-        <w:tabs>
-          <w:tab w:val="left" w:pos="142"/>
-        </w:tabs>
-        <w:ind w:left="0" w:firstLine="0"/>
-        <w:rPr>
-          <w:color w:val="EE0000"/>
-        </w:rPr>
-      </w:pPr>
-      <w:r>
-        <w:rPr>
-          <w:b/>
-          <w:bCs/>
-          <w:color w:val="EE0000"/>
-        </w:rPr>
-        <w:t>Propósito de la Sesión:</w:t>
-      </w:r>
-      <w:r>
-        <w:rPr>
-          <w:color w:val="EE0000"/>
-        </w:rPr>
-        <w:t xml:space="preserve"> </w:t>
-      </w:r>
-      <w:r>
-        <w:rPr>
-          <w:color w:val="EE0000"/>
-        </w:rPr>
-        <w:t>Comunicar información sobre prevención del embarazo adolescente mediante la elaboración y presentación oral en grupos cooperativos, organizando roles y recursos para sensibilizar y proponer acciones concretas dirigidas a la comunidad escolar y familiar.</w:t>
-      </w:r>
-    </w:p>
-    <w:p>
-      <w:pPr>
-        <w:pStyle w:val="Prrafodelista"/>
-        <w:tabs>
-          <w:tab w:val="left" w:pos="142"/>
-        </w:tabs>
-        <w:spacing w:after="0"/>
-        <w:ind w:left="0"/>
-        <w:rPr>
-          <w:b/>
-          <w:bCs/>
-        </w:rPr>
-      </w:pPr>
-    </w:p>
+        <w:t>{{standar}}</w:t>
+      </w:r>
+    </w:p>
+    <w:p/>
     <w:p>
       <w:r>
         <w:rPr>
@@ -424,69 +367,33 @@
       <w:r>
         <w:t>:</w:t>
       </w:r>
-    </w:p>
-    <w:p>
-      <w:pPr>
-        <w:pStyle w:val="Prrafodelista"/>
+      <w:r>
+        <w:t xml:space="preserve"> </w:t>
+      </w:r>
+      <w:r>
         <w:rPr>
           <w:color w:val="EE0000"/>
         </w:rPr>
-      </w:pPr>
-      <w:r>
-        <w:rPr>
-          <w:b/>
-          <w:bCs/>
-          <w:color w:val="EE0000"/>
-        </w:rPr>
-        <w:t xml:space="preserve">• Recupera información y establece conexiones entre la causa y efecto del embarazo adolescente.  </w:t>
-      </w:r>
-      <w:r>
-        <w:br/>
-      </w:r>
-      <w:r>
-        <w:rPr>
-          <w:b/>
-          <w:bCs/>
-          <w:color w:val="EE0000"/>
-        </w:rPr>
-        <w:t xml:space="preserve"> • Organiza y jerarquiza las ideas en la presentación.  </w:t>
-      </w:r>
-      <w:r>
-        <w:br/>
-      </w:r>
-      <w:r>
-        <w:rPr>
-          <w:b/>
-          <w:bCs/>
-          <w:color w:val="EE0000"/>
-        </w:rPr>
-        <w:t xml:space="preserve"> • Utiliza recursos no verbales (gestos, entonación) en la presentación.  </w:t>
-      </w:r>
-      <w:r>
-        <w:br/>
-      </w:r>
-      <w:r>
-        <w:rPr>
-          <w:b/>
-          <w:bCs/>
-          <w:color w:val="EE0000"/>
-        </w:rPr>
-        <w:t xml:space="preserve"> • Interactúa y responde adecuadamente a preguntas de sus compañeros y docentes.</w:t>
-      </w:r>
-    </w:p>
-    <w:p>
-      <w:pPr>
-        <w:rPr>
-          <w:b/>
-          <w:bCs/>
-        </w:rPr>
-      </w:pPr>
-      <w:r>
-        <w:rPr>
-          <w:b/>
-          <w:bCs/>
-        </w:rPr>
-        <w:lastRenderedPageBreak/>
+        <w:t>{{criterios}}</w:t>
+      </w:r>
+    </w:p>
+    <w:p>
+      <w:r>
+        <w:t xml:space="preserve"> </w:t>
+      </w:r>
+    </w:p>
+    <w:p>
+      <w:pPr>
+        <w:rPr>
+          <w:b/>
+          <w:bCs/>
+        </w:rPr>
+      </w:pPr>
+      <w:r>
+        <w:rPr>
+          <w:b/>
+          <w:bCs/>
+        </w:rPr>
         <w:t>FORMATO OBLIGATORIO DE RESPUESTA</w:t>
       </w:r>
     </w:p>
@@ -571,6 +478,7 @@
           <w:sz w:val="22"/>
           <w:szCs w:val="22"/>
         </w:rPr>
+        <w:lastRenderedPageBreak/>
         <w:t>Obtiene información relevante y complementaria del texto expositivo que lee, e integra datos que se encuentran en distintas partes del texto o mediante una lectura intertextual.</w:t>
       </w:r>
     </w:p>
@@ -592,54 +500,27 @@
           <w:sz w:val="22"/>
           <w:szCs w:val="22"/>
         </w:rPr>
-        <w:t>L</w:t>
-      </w:r>
-      <w:r>
-        <w:rPr>
-          <w:b/>
-          <w:bCs/>
-          <w:sz w:val="22"/>
-          <w:szCs w:val="22"/>
-        </w:rPr>
-        <w:t xml:space="preserve">ogro destacado </w:t>
-      </w:r>
-      <w:r>
-        <w:rPr>
-          <w:b/>
-          <w:bCs/>
-          <w:sz w:val="22"/>
-          <w:szCs w:val="22"/>
-        </w:rPr>
-        <w:t>(AD)</w:t>
-      </w:r>
-    </w:p>
-    <w:p>
-      <w:pPr>
-        <w:spacing w:after="0" w:line="276" w:lineRule="auto"/>
-        <w:jc w:val="both"/>
-        <w:rPr>
-          <w:rFonts w:ascii="Arial Nova Cond Light" w:hAnsi="Arial Nova Cond Light" w:cs="Times New Roman"/>
-          <w:sz w:val="22"/>
-          <w:szCs w:val="22"/>
-        </w:rPr>
-      </w:pPr>
-      <w:r>
-        <w:rPr>
-          <w:rFonts w:ascii="Arial Nova Cond Light" w:hAnsi="Arial Nova Cond Light" w:cs="Times New Roman"/>
-          <w:sz w:val="22"/>
-          <w:szCs w:val="22"/>
-        </w:rPr>
-        <w:t>I</w:t>
-      </w:r>
-      <w:r>
-        <w:rPr>
-          <w:rFonts w:ascii="Arial Nova Cond Light" w:hAnsi="Arial Nova Cond Light" w:cs="Times New Roman"/>
-          <w:sz w:val="22"/>
-          <w:szCs w:val="22"/>
-        </w:rPr>
-        <w:t xml:space="preserve">dentifica información relevante y complementaria del texto, integrando datos de distintas partes </w:t>
-      </w:r>
-      <w:proofErr w:type="gramStart"/>
+        <w:t>Logro destacado (AD)</w:t>
+      </w:r>
+    </w:p>
+    <w:p>
+      <w:pPr>
+        <w:spacing w:after="0" w:line="276" w:lineRule="auto"/>
+        <w:jc w:val="both"/>
+        <w:rPr>
+          <w:rFonts w:ascii="Arial Nova Cond Light" w:hAnsi="Arial Nova Cond Light" w:cs="Times New Roman"/>
+          <w:sz w:val="22"/>
+          <w:szCs w:val="22"/>
+        </w:rPr>
+      </w:pPr>
+      <w:r>
+        <w:rPr>
+          <w:rFonts w:ascii="Arial Nova Cond Light" w:hAnsi="Arial Nova Cond Light" w:cs="Times New Roman"/>
+          <w:sz w:val="22"/>
+          <w:szCs w:val="22"/>
+        </w:rPr>
+        <w:t xml:space="preserve">Identifica información relevante y complementaria del texto, integrando datos de distintas partes </w:t>
+      </w:r>
       <w:r>
         <w:rPr>
           <w:rFonts w:ascii="Arial Nova Cond Light" w:hAnsi="Arial Nova Cond Light" w:cs="Times New Roman"/>
@@ -648,7 +529,6 @@
         </w:rPr>
         <w:t>del mismo</w:t>
       </w:r>
-      <w:proofErr w:type="gramEnd"/>
       <w:r>
         <w:rPr>
           <w:rFonts w:ascii="Arial Nova Cond Light" w:hAnsi="Arial Nova Cond Light" w:cs="Times New Roman"/>
@@ -676,25 +556,7 @@
           <w:sz w:val="22"/>
           <w:szCs w:val="22"/>
         </w:rPr>
-        <w:t xml:space="preserve">Logro </w:t>
-      </w:r>
-      <w:r>
-        <w:rPr>
-          <w:b/>
-          <w:bCs/>
-          <w:sz w:val="22"/>
-          <w:szCs w:val="22"/>
-        </w:rPr>
-        <w:t xml:space="preserve">esperado </w:t>
-      </w:r>
-      <w:r>
-        <w:rPr>
-          <w:b/>
-          <w:bCs/>
-          <w:sz w:val="22"/>
-          <w:szCs w:val="22"/>
-        </w:rPr>
-        <w:t>(A)</w:t>
+        <w:t>Logro esperado (A)</w:t>
       </w:r>
     </w:p>
     <w:p>
@@ -736,43 +598,7 @@
           <w:sz w:val="22"/>
           <w:szCs w:val="22"/>
         </w:rPr>
-        <w:t xml:space="preserve">Logro </w:t>
-      </w:r>
-      <w:r>
-        <w:rPr>
-          <w:b/>
-          <w:bCs/>
-          <w:sz w:val="22"/>
-          <w:szCs w:val="22"/>
-        </w:rPr>
-        <w:t>en proceso</w:t>
-      </w:r>
-      <w:r>
-        <w:rPr>
-          <w:b/>
-          <w:bCs/>
-          <w:sz w:val="22"/>
-          <w:szCs w:val="22"/>
-        </w:rPr>
-        <w:t xml:space="preserve"> (</w:t>
-      </w:r>
-      <w:r>
-        <w:rPr>
-          <w:b/>
-          <w:bCs/>
-          <w:sz w:val="22"/>
-          <w:szCs w:val="22"/>
-        </w:rPr>
-        <w:t>B</w:t>
-      </w:r>
-      <w:r>
-        <w:rPr>
-          <w:b/>
-          <w:bCs/>
-          <w:sz w:val="22"/>
-          <w:szCs w:val="22"/>
-        </w:rPr>
-        <w:t>)</w:t>
+        <w:t>Logro en proceso (B)</w:t>
       </w:r>
     </w:p>
     <w:p>
@@ -812,43 +638,7 @@
           <w:sz w:val="22"/>
           <w:szCs w:val="22"/>
         </w:rPr>
-        <w:t xml:space="preserve">Logro </w:t>
-      </w:r>
-      <w:r>
-        <w:rPr>
-          <w:b/>
-          <w:bCs/>
-          <w:sz w:val="22"/>
-          <w:szCs w:val="22"/>
-        </w:rPr>
-        <w:t>en inicio</w:t>
-      </w:r>
-      <w:r>
-        <w:rPr>
-          <w:b/>
-          <w:bCs/>
-          <w:sz w:val="22"/>
-          <w:szCs w:val="22"/>
-        </w:rPr>
-        <w:t xml:space="preserve"> (</w:t>
-      </w:r>
-      <w:r>
-        <w:rPr>
-          <w:b/>
-          <w:bCs/>
-          <w:sz w:val="22"/>
-          <w:szCs w:val="22"/>
-        </w:rPr>
-        <w:t>C</w:t>
-      </w:r>
-      <w:r>
-        <w:rPr>
-          <w:b/>
-          <w:bCs/>
-          <w:sz w:val="22"/>
-          <w:szCs w:val="22"/>
-        </w:rPr>
-        <w:t>)</w:t>
+        <w:t>Logro en inicio (C)</w:t>
       </w:r>
     </w:p>
     <w:p>
@@ -920,7 +710,6 @@
         </w:rPr>
         <w:t xml:space="preserve">Explica diferentes puntos de vista </w:t>
       </w:r>
-      <w:proofErr w:type="gramStart"/>
       <w:r>
         <w:rPr>
           <w:rFonts w:ascii="Arial Nova Cond Light" w:hAnsi="Arial Nova Cond Light" w:cs="Times New Roman"/>
@@ -929,7 +718,6 @@
         </w:rPr>
         <w:t>en relación al</w:t>
       </w:r>
-      <w:proofErr w:type="gramEnd"/>
       <w:r>
         <w:rPr>
           <w:rFonts w:ascii="Arial Nova Cond Light" w:hAnsi="Arial Nova Cond Light" w:cs="Times New Roman"/>
@@ -1263,7 +1051,6 @@
           <w:sz w:val="22"/>
           <w:szCs w:val="22"/>
         </w:rPr>
-        <w:lastRenderedPageBreak/>
         <w:t>Tiene dificultades para interpretar el sentido global del texto; menciona algunos elementos (tema, subtemas, propósito) sin profundizar ni sintetizar.</w:t>
       </w:r>
     </w:p>
@@ -1353,6 +1140,7 @@
           <w:sz w:val="20"/>
           <w:szCs w:val="20"/>
         </w:rPr>
+        <w:lastRenderedPageBreak/>
         <w:t>Reflexiona sobre el texto que lee, opinando acerca del contenido, la organización textual y la intención del autor, y explicando el efecto del texto en los lectores</w:t>
       </w:r>
     </w:p>
